--- a/PanoKatsourakis_EngineerResume.docx
+++ b/PanoKatsourakis_EngineerResume.docx
@@ -2,7 +2,7 @@
 <file path=word/document.xml><?xml version="1.0" encoding="utf-8"?>
 <w:document xmlns:w="http://schemas.openxmlformats.org/wordprocessingml/2006/main" xmlns:m="http://schemas.openxmlformats.org/officeDocument/2006/math" xmlns:r="http://schemas.openxmlformats.org/officeDocument/2006/relationships" xmlns:o="urn:schemas-microsoft-com:office:office" xmlns:v="urn:schemas-microsoft-com:vml" xmlns:w10="urn:schemas-microsoft-com:office:word" xmlns:a="http://schemas.openxmlformats.org/drawingml/2006/main" xmlns:pic="http://schemas.openxmlformats.org/drawingml/2006/picture" xmlns:wp="http://schemas.openxmlformats.org/drawingml/2006/wordprocessingDrawing">
   <w:body>
-    <w:bookmarkStart w:id="22" w:name="panormitis-pano-katsourakis"/>
+    <w:bookmarkStart w:id="20" w:name="panormitis-pano-katsourakis"/>
     <w:p>
       <w:pPr>
         <w:pStyle w:val="Heading1"/>
@@ -92,7 +92,7 @@
         </w:pict>
       </w:r>
     </w:p>
-    <w:bookmarkStart w:id="19" w:name="experience"/>
+    <w:bookmarkStart w:id="17" w:name="experience"/>
     <w:p>
       <w:pPr>
         <w:pStyle w:val="Heading2"/>
@@ -131,7 +131,7 @@
         </w:numPr>
       </w:pPr>
       <w:r>
-        <w:t xml:space="preserve">Lead architect of the CellarioOS platform for 4+ years, designing, building, and maintaining its technical foundation, then using that foundation to ship a full product refresh and rebrand into a modern workflow-based product in months</w:t>
+        <w:t xml:space="preserve">Lead architect of the CellarioOS platform for 4+ years, designing, building, and maintaining its technical foundation, then using it to ship a full product refresh and rebrand into a modern workflow-based product in months</w:t>
       </w:r>
     </w:p>
     <w:p>
@@ -143,7 +143,7 @@
         </w:numPr>
       </w:pPr>
       <w:r>
-        <w:t xml:space="preserve">Design and develop RESTful microservices, reviewing and redesigning APIs to split or merge by logical functionality, and establish style and error-handling standards</w:t>
+        <w:t xml:space="preserve">Design and develop RESTful microservices, reviewing and redesigning APIs to split or merge by logical functionality, and establishing style and error-handling standards</w:t>
       </w:r>
     </w:p>
     <w:p>
@@ -167,7 +167,7 @@
         </w:numPr>
       </w:pPr>
       <w:r>
-        <w:t xml:space="preserve">Rebuild relational databases and data access layers using Entity Framework Core (EF Core) with table-per-type relationships, optimizing schema change implementation and automating deployment</w:t>
+        <w:t xml:space="preserve">Rebuild relational databases and data access layers in EF Core with table-per-type inheritance, automating schema migrations and deployment</w:t>
       </w:r>
     </w:p>
     <w:p>
@@ -179,7 +179,7 @@
         </w:numPr>
       </w:pPr>
       <w:r>
-        <w:t xml:space="preserve">Collaborate with DevOps to integrate EF Core, Azure Key Vault, RabbitMQ, and Redis into infrastructure with appropriate security, logging, and on-call error monitoring in place</w:t>
+        <w:t xml:space="preserve">Introduce RabbitMQ and Redis across services, cutting inter-service latency from seconds to sub-milliseconds and batch sync runtime from over an hour to near-instant</w:t>
       </w:r>
     </w:p>
     <w:p>
@@ -191,7 +191,7 @@
         </w:numPr>
       </w:pPr>
       <w:r>
-        <w:t xml:space="preserve">Improve inter-service communication by introducing RabbitMQ, reducing latency from seconds to sub-milliseconds, and eliminating direct API-to-API dependencies</w:t>
+        <w:t xml:space="preserve">Upgrade the entire CellarioOS platform to .NET 10 with zero regressions</w:t>
       </w:r>
     </w:p>
     <w:p>
@@ -203,7 +203,7 @@
         </w:numPr>
       </w:pPr>
       <w:r>
-        <w:t xml:space="preserve">Cut batch sync job runtime from over an hour to near-instant using Redis caching, with stable crash-free operation</w:t>
+        <w:t xml:space="preserve">Architect a .NET Aspire meta-repo with submodules enabling one-click full-stack development and debugging, replacing a fragile Docker Compose setup and getting non-C# developers productive quickly</w:t>
       </w:r>
     </w:p>
     <w:p>
@@ -215,67 +215,7 @@
         </w:numPr>
       </w:pPr>
       <w:r>
-        <w:t xml:space="preserve">Work with Helm Charts, Kubernetes, Docker, and Jenkins to troubleshoot and optimize CI/CD pipelines, reducing deployment times and increasing system reliability</w:t>
-      </w:r>
-    </w:p>
-    <w:p>
-      <w:pPr>
-        <w:pStyle w:val="Compact"/>
-        <w:numPr>
-          <w:ilvl w:val="0"/>
-          <w:numId w:val="1001"/>
-        </w:numPr>
-      </w:pPr>
-      <w:r>
-        <w:t xml:space="preserve">Upgrade the entire CellarioOS platform to .NET 10 with zero regressions</w:t>
-      </w:r>
-    </w:p>
-    <w:p>
-      <w:pPr>
-        <w:pStyle w:val="Compact"/>
-        <w:numPr>
-          <w:ilvl w:val="0"/>
-          <w:numId w:val="1001"/>
-        </w:numPr>
-      </w:pPr>
-      <w:r>
-        <w:t xml:space="preserve">Architect a .NET Aspire meta-repo with submodules enabling one-click full-stack development and debugging, replacing a fragile Docker Compose setup and getting a team of non-C# developers productive quickly</w:t>
-      </w:r>
-    </w:p>
-    <w:p>
-      <w:pPr>
-        <w:pStyle w:val="Compact"/>
-        <w:numPr>
-          <w:ilvl w:val="0"/>
-          <w:numId w:val="1001"/>
-        </w:numPr>
-      </w:pPr>
-      <w:r>
-        <w:t xml:space="preserve">Use AI-assisted development tools (Claude, Codex, Copilot) to speed up planning, implementation, and code review</w:t>
-      </w:r>
-    </w:p>
-    <w:p>
-      <w:pPr>
-        <w:pStyle w:val="Compact"/>
-        <w:numPr>
-          <w:ilvl w:val="0"/>
-          <w:numId w:val="1001"/>
-        </w:numPr>
-      </w:pPr>
-      <w:r>
-        <w:t xml:space="preserve">Build out near-complete automated test suites using AI to verify changes and prevent regressions across microservices</w:t>
-      </w:r>
-    </w:p>
-    <w:p>
-      <w:pPr>
-        <w:pStyle w:val="Compact"/>
-        <w:numPr>
-          <w:ilvl w:val="0"/>
-          <w:numId w:val="1001"/>
-        </w:numPr>
-      </w:pPr>
-      <w:r>
-        <w:t xml:space="preserve">Configure AI coding agents with role-specific instructions, repository context, and behavioral guardrails via hooks to ensure consistent, high-quality output aligned with team standards</w:t>
+        <w:t xml:space="preserve">Introduce AI-assisted development across the team: coding agents configured with repository context and guardrail hooks, plus AI-generated test suites that guard against regressions, speeding up planning, implementation, and review</w:t>
       </w:r>
     </w:p>
     <w:bookmarkEnd w:id="13"/>
@@ -315,7 +255,7 @@
         </w:numPr>
       </w:pPr>
       <w:r>
-        <w:t xml:space="preserve">Migrate 20-year-old application to Azure in 6 months as the sole DevOps engineer on a cross-functional team</w:t>
+        <w:t xml:space="preserve">Migrate a 20-year-old application to Azure in 6 months as the sole DevOps engineer on a cross-functional team</w:t>
       </w:r>
     </w:p>
     <w:p>
@@ -327,7 +267,7 @@
         </w:numPr>
       </w:pPr>
       <w:r>
-        <w:t xml:space="preserve">Design enterprise Infrastructure as Code (IaC) solution using Packer, Terraform, PowerShell, and Python to create, maintain, and scale application infrastructure reliably both on-premise and cloud</w:t>
+        <w:t xml:space="preserve">Design enterprise Infrastructure as Code with Packer, Terraform, PowerShell, and Python to provision and scale infrastructure across on-premise and cloud, including Windows and Linux machine images</w:t>
       </w:r>
     </w:p>
     <w:p>
@@ -339,7 +279,7 @@
         </w:numPr>
       </w:pPr>
       <w:r>
-        <w:t xml:space="preserve">Set up CI/CD pipelines using Jenkins and Octopus for .NET, Angular, Python, on-premise, and Azure solutions</w:t>
+        <w:t xml:space="preserve">Build CI/CD pipelines with Jenkins and Octopus for .NET, Angular, and Python across on-premise and Azure</w:t>
       </w:r>
     </w:p>
     <w:p>
@@ -351,7 +291,7 @@
         </w:numPr>
       </w:pPr>
       <w:r>
-        <w:t xml:space="preserve">Configure Azure Application Gateway load balancer from the ground up to replace legacy A10 load balancer</w:t>
+        <w:t xml:space="preserve">Replace a legacy A10 load balancer with Azure Application Gateway, automating the migration with a custom Python package integrated into Terraform and Octopus</w:t>
       </w:r>
     </w:p>
     <w:p>
@@ -363,55 +303,7 @@
         </w:numPr>
       </w:pPr>
       <w:r>
-        <w:t xml:space="preserve">Develop Python package to automate A10 configuration and integrate into Terraform and Octopus</w:t>
-      </w:r>
-    </w:p>
-    <w:p>
-      <w:pPr>
-        <w:pStyle w:val="Compact"/>
-        <w:numPr>
-          <w:ilvl w:val="0"/>
-          <w:numId w:val="1002"/>
-        </w:numPr>
-      </w:pPr>
-      <w:r>
-        <w:t xml:space="preserve">Build and configure both Windows and Linux machine images using Packer and PowerShell</w:t>
-      </w:r>
-    </w:p>
-    <w:p>
-      <w:pPr>
-        <w:pStyle w:val="Compact"/>
-        <w:numPr>
-          <w:ilvl w:val="0"/>
-          <w:numId w:val="1002"/>
-        </w:numPr>
-      </w:pPr>
-      <w:r>
-        <w:t xml:space="preserve">Refine infrastructure configuration to improve end-to-end application load times by 10-100x</w:t>
-      </w:r>
-    </w:p>
-    <w:p>
-      <w:pPr>
-        <w:pStyle w:val="Compact"/>
-        <w:numPr>
-          <w:ilvl w:val="0"/>
-          <w:numId w:val="1002"/>
-        </w:numPr>
-      </w:pPr>
-      <w:r>
-        <w:t xml:space="preserve">Introduce formal git branching and peer-review process to the DevOps team for IaC solutions</w:t>
-      </w:r>
-    </w:p>
-    <w:p>
-      <w:pPr>
-        <w:pStyle w:val="Compact"/>
-        <w:numPr>
-          <w:ilvl w:val="0"/>
-          <w:numId w:val="1002"/>
-        </w:numPr>
-      </w:pPr>
-      <w:r>
-        <w:t xml:space="preserve">On-call 24/7 for production alerts, resolve issues to ensure site stability</w:t>
+        <w:t xml:space="preserve">Improve end-to-end application load times by 10-100x through infrastructure tuning</w:t>
       </w:r>
     </w:p>
     <w:p>
@@ -423,31 +315,13 @@
           <w:b/>
           <w:bCs/>
         </w:rPr>
-        <w:t xml:space="preserve">Senior Software Engineer II</w:t>
+        <w:t xml:space="preserve">Senior Software Engineer I &amp; II</w:t>
       </w:r>
       <w:r>
         <w:t xml:space="preserve"> </w:t>
       </w:r>
       <w:r>
-        <w:t xml:space="preserve">| July 2020 – October 2020</w:t>
-      </w:r>
-    </w:p>
-    <w:p>
-      <w:pPr>
-        <w:pStyle w:val="BodyText"/>
-      </w:pPr>
-      <w:r>
-        <w:rPr>
-          <w:b/>
-          <w:bCs/>
-        </w:rPr>
-        <w:t xml:space="preserve">Senior Software Engineer</w:t>
-      </w:r>
-      <w:r>
-        <w:t xml:space="preserve"> </w:t>
-      </w:r>
-      <w:r>
-        <w:t xml:space="preserve">| July 2018 – July 2020</w:t>
+        <w:t xml:space="preserve">| July 2018 – October 2020</w:t>
       </w:r>
     </w:p>
     <w:p>
@@ -459,7 +333,7 @@
         </w:numPr>
       </w:pPr>
       <w:r>
-        <w:t xml:space="preserve">Technical lead on high priority projects across multiple engineering teams, driving major improvement initiatives across the entire system</w:t>
+        <w:t xml:space="preserve">Technical lead on high-priority cross-team initiatives driving system-wide improvements</w:t>
       </w:r>
     </w:p>
     <w:p>
@@ -471,7 +345,7 @@
         </w:numPr>
       </w:pPr>
       <w:r>
-        <w:t xml:space="preserve">Integrated products with a newly acquired company’s engineering team to deliver a seamless UX</w:t>
+        <w:t xml:space="preserve">Proposed and built a GraphQL API with OAuth 2.0 for a unified data-access web service</w:t>
       </w:r>
     </w:p>
     <w:p>
@@ -483,7 +357,7 @@
         </w:numPr>
       </w:pPr>
       <w:r>
-        <w:t xml:space="preserve">Proposed and implemented GraphQL API with OAuth 2.0 to provide a robust data access query web service</w:t>
+        <w:t xml:space="preserve">Built full-stack integrations with Google Drive, Salesforce, and Microsoft Dynamics</w:t>
       </w:r>
     </w:p>
     <w:p>
@@ -495,7 +369,7 @@
         </w:numPr>
       </w:pPr>
       <w:r>
-        <w:t xml:space="preserve">Built full-stack integrations with third-party products including Google Drive, Salesforce, Microsoft Dynamics</w:t>
+        <w:t xml:space="preserve">Reduced the failure rate of critical features by 11x</w:t>
       </w:r>
     </w:p>
     <w:p>
@@ -507,7 +381,7 @@
         </w:numPr>
       </w:pPr>
       <w:r>
-        <w:t xml:space="preserve">Reduced failure rate of critical features by 11x and optimized code for maintainability and reliability</w:t>
+        <w:t xml:space="preserve">Built a serverless Azure function that shrank 300k+ daily image assets by up to 65%</w:t>
       </w:r>
     </w:p>
     <w:p>
@@ -519,7 +393,7 @@
         </w:numPr>
       </w:pPr>
       <w:r>
-        <w:t xml:space="preserve">Built a cost-efficient serverless Azure function to reduce the size of 300k+ daily image assets by up to 65%</w:t>
+        <w:t xml:space="preserve">Separated shared business logic from a legacy monolith into independently deployable services, cutting deployment times by 20x</w:t>
       </w:r>
     </w:p>
     <w:p>
@@ -531,19 +405,7 @@
         </w:numPr>
       </w:pPr>
       <w:r>
-        <w:t xml:space="preserve">Separated shared business logic from a legacy monolithic code base into independently deployable solutions, reducing deployment times by 20x</w:t>
-      </w:r>
-    </w:p>
-    <w:p>
-      <w:pPr>
-        <w:pStyle w:val="Compact"/>
-        <w:numPr>
-          <w:ilvl w:val="0"/>
-          <w:numId w:val="1003"/>
-        </w:numPr>
-      </w:pPr>
-      <w:r>
-        <w:t xml:space="preserve">Architected services to abstract file storage and retrieval through any storage medium (Azure Blob, Amazon S3), replacing a 3rd party solution costing $100k per year</w:t>
+        <w:t xml:space="preserve">Architected a storage abstraction over Azure Blob and Amazon S3, replacing a third-party solution that cost $100k per year</w:t>
       </w:r>
     </w:p>
     <w:bookmarkEnd w:id="14"/>
@@ -577,7 +439,7 @@
         </w:numPr>
       </w:pPr>
       <w:r>
-        <w:t xml:space="preserve">Re-architected an acquired third-party balance transfer solution to fit within existing infrastructure</w:t>
+        <w:t xml:space="preserve">Built a loan-sharing and participation web portal for securely exchanging sensitive loan data with other financial institutions and selling loan portions</w:t>
       </w:r>
     </w:p>
     <w:p>
@@ -589,7 +451,7 @@
         </w:numPr>
       </w:pPr>
       <w:r>
-        <w:t xml:space="preserve">Created a responsive, dynamic form generation platform for web and mobile hosting thirteen forms</w:t>
+        <w:t xml:space="preserve">Supported and enhanced an in-house payment platform processing 35,000+ payments monthly</w:t>
       </w:r>
     </w:p>
     <w:p>
@@ -601,7 +463,7 @@
         </w:numPr>
       </w:pPr>
       <w:r>
-        <w:t xml:space="preserve">Built a loan-sharing and participation web portal for securely sharing sensitive loan data with other financial institutions and offering portions of loans for sale</w:t>
+        <w:t xml:space="preserve">Re-architected an acquired third-party balance-transfer solution to fit existing infrastructure</w:t>
       </w:r>
     </w:p>
     <w:p>
@@ -613,7 +475,7 @@
         </w:numPr>
       </w:pPr>
       <w:r>
-        <w:t xml:space="preserve">Supported and enhanced in-house payment platform handling over 35,000 payments monthly</w:t>
+        <w:t xml:space="preserve">Built a responsive, dynamic form-generation platform serving thirteen web and mobile forms</w:t>
       </w:r>
     </w:p>
     <w:p>
@@ -625,46 +487,26 @@
         </w:numPr>
       </w:pPr>
       <w:r>
-        <w:t xml:space="preserve">Produced Jenkins build pipelines, performed nightly and emergency production deployments and validation</w:t>
-      </w:r>
-    </w:p>
-    <w:p>
-      <w:pPr>
-        <w:pStyle w:val="Compact"/>
-        <w:numPr>
-          <w:ilvl w:val="0"/>
-          <w:numId w:val="1004"/>
-        </w:numPr>
-      </w:pPr>
-      <w:r>
-        <w:t xml:space="preserve">Collaborated with server and security teams to design secure web application standards and architecture</w:t>
-      </w:r>
-    </w:p>
-    <w:p>
-      <w:pPr>
-        <w:pStyle w:val="Compact"/>
-        <w:numPr>
-          <w:ilvl w:val="0"/>
-          <w:numId w:val="1004"/>
-        </w:numPr>
-      </w:pPr>
-      <w:r>
-        <w:t xml:space="preserve">Scrum Master for development team; led stand-ups and refinement, created Jira workflows and Agile processes</w:t>
+        <w:t xml:space="preserve">Scrum Master for the dev team, running ceremonies and building Jira workflows</w:t>
       </w:r>
     </w:p>
     <w:bookmarkEnd w:id="15"/>
-    <w:bookmarkStart w:id="16" w:name="X32e390c875d028cb722e08415b1243758d44664"/>
+    <w:bookmarkStart w:id="16" w:name="earlier-experience"/>
     <w:p>
       <w:pPr>
         <w:pStyle w:val="Heading3"/>
       </w:pPr>
       <w:r>
-        <w:t xml:space="preserve">APBN Inc., Pulaski, PA | December 2013 – November 2015</w:t>
-      </w:r>
-    </w:p>
-    <w:p>
-      <w:pPr>
-        <w:pStyle w:val="FirstParagraph"/>
+        <w:t xml:space="preserve">Earlier Experience</w:t>
+      </w:r>
+    </w:p>
+    <w:p>
+      <w:pPr>
+        <w:pStyle w:val="Compact"/>
+        <w:numPr>
+          <w:ilvl w:val="0"/>
+          <w:numId w:val="1005"/>
+        </w:numPr>
       </w:pPr>
       <w:r>
         <w:rPr>
@@ -673,6 +515,9 @@
         </w:rPr>
         <w:t xml:space="preserve">Software Developer</w:t>
       </w:r>
+      <w:r>
+        <w:t xml:space="preserve">, APBN Inc., Pulaski, PA (2013 – 2015): built C#/MySQL applications to streamline business operations</w:t>
+      </w:r>
     </w:p>
     <w:p>
       <w:pPr>
@@ -681,36 +526,6 @@
           <w:ilvl w:val="0"/>
           <w:numId w:val="1005"/>
         </w:numPr>
-      </w:pPr>
-      <w:r>
-        <w:t xml:space="preserve">Developed applications optimizing business operations and organizing data using C# and MySQL</w:t>
-      </w:r>
-    </w:p>
-    <w:p>
-      <w:pPr>
-        <w:pStyle w:val="Compact"/>
-        <w:numPr>
-          <w:ilvl w:val="0"/>
-          <w:numId w:val="1005"/>
-        </w:numPr>
-      </w:pPr>
-      <w:r>
-        <w:t xml:space="preserve">Worked with employees to identify pain points and inefficiencies, and built software solutions to address them</w:t>
-      </w:r>
-    </w:p>
-    <w:bookmarkEnd w:id="16"/>
-    <w:bookmarkStart w:id="17" w:name="X38157c8dc27f619d79a2a67e28305257c54c9d6"/>
-    <w:p>
-      <w:pPr>
-        <w:pStyle w:val="Heading3"/>
-      </w:pPr>
-      <w:r>
-        <w:t xml:space="preserve">Self Employed Appex LLC | June 2012 – March 2016</w:t>
-      </w:r>
-    </w:p>
-    <w:p>
-      <w:pPr>
-        <w:pStyle w:val="FirstParagraph"/>
       </w:pPr>
       <w:r>
         <w:rPr>
@@ -719,75 +534,8 @@
         </w:rPr>
         <w:t xml:space="preserve">iOS Developer</w:t>
       </w:r>
-    </w:p>
-    <w:p>
-      <w:pPr>
-        <w:pStyle w:val="Compact"/>
-        <w:numPr>
-          <w:ilvl w:val="0"/>
-          <w:numId w:val="1006"/>
-        </w:numPr>
-      </w:pPr>
-      <w:r>
-        <w:t xml:space="preserve">Created several health &amp; fitness apps hosted on the iOS App Store with 40,000+ downloads</w:t>
-      </w:r>
-    </w:p>
-    <w:p>
-      <w:pPr>
-        <w:pStyle w:val="Compact"/>
-        <w:numPr>
-          <w:ilvl w:val="0"/>
-          <w:numId w:val="1006"/>
-        </w:numPr>
-      </w:pPr>
-      <w:r>
-        <w:t xml:space="preserve">Developed native iOS apps in Objective-C using MVC design pattern and Apple’s iOS guidelines</w:t>
-      </w:r>
-    </w:p>
-    <w:bookmarkEnd w:id="17"/>
-    <w:bookmarkStart w:id="18" w:name="wm-associates-inc.-burton-oh-2013"/>
-    <w:p>
-      <w:pPr>
-        <w:pStyle w:val="Heading3"/>
-      </w:pPr>
-      <w:r>
-        <w:t xml:space="preserve">WM Associates Inc., Burton, OH | 2013</w:t>
-      </w:r>
-    </w:p>
-    <w:p>
-      <w:pPr>
-        <w:pStyle w:val="FirstParagraph"/>
-      </w:pPr>
-      <w:r>
-        <w:rPr>
-          <w:b/>
-          <w:bCs/>
-        </w:rPr>
-        <w:t xml:space="preserve">Software Engineer</w:t>
-      </w:r>
-    </w:p>
-    <w:p>
-      <w:pPr>
-        <w:pStyle w:val="Compact"/>
-        <w:numPr>
-          <w:ilvl w:val="0"/>
-          <w:numId w:val="1007"/>
-        </w:numPr>
-      </w:pPr>
-      <w:r>
-        <w:t xml:space="preserve">Contributed to a real-time data acquisition, test and analysis web application using C#, XAML and Oracle</w:t>
-      </w:r>
-    </w:p>
-    <w:p>
-      <w:pPr>
-        <w:pStyle w:val="Compact"/>
-        <w:numPr>
-          <w:ilvl w:val="0"/>
-          <w:numId w:val="1007"/>
-        </w:numPr>
-      </w:pPr>
-      <w:r>
-        <w:t xml:space="preserve">Created dynamic charts, graphs, and tables for large scale data analysis using Infragistics</w:t>
+      <w:r>
+        <w:t xml:space="preserve">, Appex LLC (2012 – 2016): published health &amp; fitness apps in Objective-C with 40,000+ App Store downloads</w:t>
       </w:r>
     </w:p>
     <w:p>
@@ -797,9 +545,9 @@
         </w:pict>
       </w:r>
     </w:p>
-    <w:bookmarkEnd w:id="18"/>
-    <w:bookmarkEnd w:id="19"/>
-    <w:bookmarkStart w:id="20" w:name="skills"/>
+    <w:bookmarkEnd w:id="16"/>
+    <w:bookmarkEnd w:id="17"/>
+    <w:bookmarkStart w:id="18" w:name="skills"/>
     <w:p>
       <w:pPr>
         <w:pStyle w:val="Heading2"/>
@@ -813,7 +561,7 @@
         <w:pStyle w:val="Compact"/>
         <w:numPr>
           <w:ilvl w:val="0"/>
-          <w:numId w:val="1008"/>
+          <w:numId w:val="1006"/>
         </w:numPr>
       </w:pPr>
       <w:r>
@@ -835,7 +583,7 @@
         <w:pStyle w:val="Compact"/>
         <w:numPr>
           <w:ilvl w:val="0"/>
-          <w:numId w:val="1008"/>
+          <w:numId w:val="1006"/>
         </w:numPr>
       </w:pPr>
       <w:r>
@@ -857,7 +605,7 @@
         <w:pStyle w:val="Compact"/>
         <w:numPr>
           <w:ilvl w:val="0"/>
-          <w:numId w:val="1008"/>
+          <w:numId w:val="1006"/>
         </w:numPr>
       </w:pPr>
       <w:r>
@@ -879,7 +627,7 @@
         <w:pStyle w:val="Compact"/>
         <w:numPr>
           <w:ilvl w:val="0"/>
-          <w:numId w:val="1008"/>
+          <w:numId w:val="1006"/>
         </w:numPr>
       </w:pPr>
       <w:r>
@@ -901,7 +649,7 @@
         <w:pStyle w:val="Compact"/>
         <w:numPr>
           <w:ilvl w:val="0"/>
-          <w:numId w:val="1008"/>
+          <w:numId w:val="1006"/>
         </w:numPr>
       </w:pPr>
       <w:r>
@@ -925,8 +673,8 @@
         </w:pict>
       </w:r>
     </w:p>
-    <w:bookmarkEnd w:id="20"/>
-    <w:bookmarkStart w:id="21" w:name="education"/>
+    <w:bookmarkEnd w:id="18"/>
+    <w:bookmarkStart w:id="19" w:name="education"/>
     <w:p>
       <w:pPr>
         <w:pStyle w:val="Heading2"/>
@@ -955,7 +703,7 @@
         <w:pStyle w:val="Compact"/>
         <w:numPr>
           <w:ilvl w:val="0"/>
-          <w:numId w:val="1009"/>
+          <w:numId w:val="1007"/>
         </w:numPr>
       </w:pPr>
       <w:r>
@@ -974,7 +722,7 @@
         <w:pStyle w:val="Compact"/>
         <w:numPr>
           <w:ilvl w:val="0"/>
-          <w:numId w:val="1009"/>
+          <w:numId w:val="1007"/>
         </w:numPr>
       </w:pPr>
       <w:r>
@@ -1012,7 +760,7 @@
         <w:pStyle w:val="Compact"/>
         <w:numPr>
           <w:ilvl w:val="0"/>
-          <w:numId w:val="1009"/>
+          <w:numId w:val="1007"/>
         </w:numPr>
       </w:pPr>
       <w:r>
@@ -1034,7 +782,7 @@
         <w:pStyle w:val="Compact"/>
         <w:numPr>
           <w:ilvl w:val="0"/>
-          <w:numId w:val="1009"/>
+          <w:numId w:val="1007"/>
         </w:numPr>
       </w:pPr>
       <w:r>
@@ -1048,8 +796,8 @@
         <w:t xml:space="preserve">, Dean’s List</w:t>
       </w:r>
     </w:p>
-    <w:bookmarkEnd w:id="21"/>
-    <w:bookmarkEnd w:id="22"/>
+    <w:bookmarkEnd w:id="19"/>
+    <w:bookmarkEnd w:id="20"/>
     <w:sectPr>
       <w:footnotePr>
         <w:numRestart w:val="eachSect"/>
@@ -1285,12 +1033,6 @@
     <w:abstractNumId w:val="991"/>
   </w:num>
   <w:num w:numId="1007">
-    <w:abstractNumId w:val="991"/>
-  </w:num>
-  <w:num w:numId="1008">
-    <w:abstractNumId w:val="991"/>
-  </w:num>
-  <w:num w:numId="1009">
     <w:abstractNumId w:val="991"/>
   </w:num>
 </w:numbering>

--- a/PanoKatsourakis_EngineerResume.docx
+++ b/PanoKatsourakis_EngineerResume.docx
@@ -16,7 +16,7 @@
         <w:pStyle w:val="FirstParagraph"/>
       </w:pPr>
       <w:r>
-        <w:t xml:space="preserve">Shrewsbury, MA 01606 | (617) 800-9094 |</w:t>
+        <w:t xml:space="preserve">Shrewsbury, MA 01545 | (617) 800-9094 |</w:t>
       </w:r>
       <w:r>
         <w:t xml:space="preserve"> </w:t>
